--- a/outputs/2026-10-09/table2.docx
+++ b/outputs/2026-10-09/table2.docx
@@ -20,21 +20,22 @@
         <w:tblLayout w:type="fixed"/>
       </w:tblPr>
       <w:tblGrid>
-        <w:gridCol w:w="1474"/>
-        <w:gridCol w:w="1134"/>
-        <w:gridCol w:w="1134"/>
-        <w:gridCol w:w="1474"/>
-        <w:gridCol w:w="1531"/>
+        <w:gridCol w:w="1361"/>
+        <w:gridCol w:w="964"/>
+        <w:gridCol w:w="964"/>
+        <w:gridCol w:w="1304"/>
+        <w:gridCol w:w="1361"/>
+        <w:gridCol w:w="1077"/>
+        <w:gridCol w:w="1077"/>
+        <w:gridCol w:w="1191"/>
+        <w:gridCol w:w="1587"/>
+        <w:gridCol w:w="1587"/>
         <w:gridCol w:w="1247"/>
-        <w:gridCol w:w="1247"/>
-        <w:gridCol w:w="1361"/>
-        <w:gridCol w:w="1474"/>
-        <w:gridCol w:w="1928"/>
       </w:tblGrid>
       <w:tr>
         <w:tc>
           <w:tcPr>
-            <w:tcW w:type="dxa" w:w="1474"/>
+            <w:tcW w:type="dxa" w:w="1361"/>
             <w:shd w:val="clear" w:color="auto" w:fill="01454f"/>
           </w:tcPr>
           <w:p>
@@ -51,7 +52,7 @@
         </w:tc>
         <w:tc>
           <w:tcPr>
-            <w:tcW w:type="dxa" w:w="1134"/>
+            <w:tcW w:type="dxa" w:w="964"/>
             <w:shd w:val="clear" w:color="auto" w:fill="01454f"/>
           </w:tcPr>
           <w:p>
@@ -68,7 +69,7 @@
         </w:tc>
         <w:tc>
           <w:tcPr>
-            <w:tcW w:type="dxa" w:w="1134"/>
+            <w:tcW w:type="dxa" w:w="964"/>
             <w:shd w:val="clear" w:color="auto" w:fill="01454f"/>
           </w:tcPr>
           <w:p>
@@ -85,7 +86,7 @@
         </w:tc>
         <w:tc>
           <w:tcPr>
-            <w:tcW w:type="dxa" w:w="1474"/>
+            <w:tcW w:type="dxa" w:w="1304"/>
             <w:shd w:val="clear" w:color="auto" w:fill="01454f"/>
           </w:tcPr>
           <w:p>
@@ -102,7 +103,7 @@
         </w:tc>
         <w:tc>
           <w:tcPr>
-            <w:tcW w:type="dxa" w:w="1531"/>
+            <w:tcW w:type="dxa" w:w="1361"/>
             <w:shd w:val="clear" w:color="auto" w:fill="01454f"/>
           </w:tcPr>
           <w:p>
@@ -119,7 +120,7 @@
         </w:tc>
         <w:tc>
           <w:tcPr>
-            <w:tcW w:type="dxa" w:w="1247"/>
+            <w:tcW w:type="dxa" w:w="1077"/>
             <w:shd w:val="clear" w:color="auto" w:fill="01454f"/>
           </w:tcPr>
           <w:p>
@@ -136,7 +137,7 @@
         </w:tc>
         <w:tc>
           <w:tcPr>
-            <w:tcW w:type="dxa" w:w="1247"/>
+            <w:tcW w:type="dxa" w:w="1077"/>
             <w:shd w:val="clear" w:color="auto" w:fill="01454f"/>
           </w:tcPr>
           <w:p>
@@ -153,7 +154,7 @@
         </w:tc>
         <w:tc>
           <w:tcPr>
-            <w:tcW w:type="dxa" w:w="1361"/>
+            <w:tcW w:type="dxa" w:w="1191"/>
             <w:shd w:val="clear" w:color="auto" w:fill="01454f"/>
           </w:tcPr>
           <w:p>
@@ -170,7 +171,7 @@
         </w:tc>
         <w:tc>
           <w:tcPr>
-            <w:tcW w:type="dxa" w:w="1474"/>
+            <w:tcW w:type="dxa" w:w="1587"/>
             <w:shd w:val="clear" w:color="auto" w:fill="01454f"/>
           </w:tcPr>
           <w:p>
@@ -181,13 +182,13 @@
                 <w:color w:val="FFFFFF"/>
                 <w:sz w:val="17"/>
               </w:rPr>
-              <w:t>% contacts fully followed up</w:t>
+              <w:t>% contacts fully followed up (95% CI)</w:t>
             </w:r>
           </w:p>
         </w:tc>
         <w:tc>
           <w:tcPr>
-            <w:tcW w:type="dxa" w:w="1928"/>
+            <w:tcW w:type="dxa" w:w="1587"/>
             <w:shd w:val="clear" w:color="auto" w:fill="01454f"/>
           </w:tcPr>
           <w:p>
@@ -198,7 +199,24 @@
                 <w:color w:val="FFFFFF"/>
                 <w:sz w:val="17"/>
               </w:rPr>
-              <w:t>SAR % (k/n)</w:t>
+              <w:t>SAR % (95% CI)</w:t>
+            </w:r>
+          </w:p>
+        </w:tc>
+        <w:tc>
+          <w:tcPr>
+            <w:tcW w:type="dxa" w:w="1247"/>
+            <w:shd w:val="clear" w:color="auto" w:fill="01454f"/>
+          </w:tcPr>
+          <w:p>
+            <w:r/>
+            <w:r>
+              <w:rPr>
+                <w:b/>
+                <w:color w:val="FFFFFF"/>
+                <w:sz w:val="17"/>
+              </w:rPr>
+              <w:t>SAR k/n</w:t>
             </w:r>
           </w:p>
         </w:tc>
@@ -206,7 +224,7 @@
       <w:tr>
         <w:tc>
           <w:tcPr>
-            <w:tcW w:type="dxa" w:w="1474"/>
+            <w:tcW w:type="dxa" w:w="1361"/>
           </w:tcPr>
           <w:p>
             <w:r/>
@@ -221,7 +239,7 @@
         </w:tc>
         <w:tc>
           <w:tcPr>
-            <w:tcW w:type="dxa" w:w="1134"/>
+            <w:tcW w:type="dxa" w:w="964"/>
           </w:tcPr>
           <w:p>
             <w:pPr>
@@ -239,7 +257,7 @@
         </w:tc>
         <w:tc>
           <w:tcPr>
-            <w:tcW w:type="dxa" w:w="1134"/>
+            <w:tcW w:type="dxa" w:w="964"/>
           </w:tcPr>
           <w:p>
             <w:pPr>
@@ -257,7 +275,7 @@
         </w:tc>
         <w:tc>
           <w:tcPr>
-            <w:tcW w:type="dxa" w:w="1474"/>
+            <w:tcW w:type="dxa" w:w="1304"/>
           </w:tcPr>
           <w:p>
             <w:pPr>
@@ -275,7 +293,7 @@
         </w:tc>
         <w:tc>
           <w:tcPr>
-            <w:tcW w:type="dxa" w:w="1531"/>
+            <w:tcW w:type="dxa" w:w="1361"/>
           </w:tcPr>
           <w:p>
             <w:pPr>
@@ -293,7 +311,7 @@
         </w:tc>
         <w:tc>
           <w:tcPr>
-            <w:tcW w:type="dxa" w:w="1247"/>
+            <w:tcW w:type="dxa" w:w="1077"/>
           </w:tcPr>
           <w:p>
             <w:pPr>
@@ -311,7 +329,7 @@
         </w:tc>
         <w:tc>
           <w:tcPr>
-            <w:tcW w:type="dxa" w:w="1247"/>
+            <w:tcW w:type="dxa" w:w="1077"/>
           </w:tcPr>
           <w:p>
             <w:pPr>
@@ -329,7 +347,7 @@
         </w:tc>
         <w:tc>
           <w:tcPr>
-            <w:tcW w:type="dxa" w:w="1361"/>
+            <w:tcW w:type="dxa" w:w="1191"/>
           </w:tcPr>
           <w:p>
             <w:pPr>
@@ -347,7 +365,7 @@
         </w:tc>
         <w:tc>
           <w:tcPr>
-            <w:tcW w:type="dxa" w:w="1474"/>
+            <w:tcW w:type="dxa" w:w="1587"/>
           </w:tcPr>
           <w:p>
             <w:pPr>
@@ -359,13 +377,13 @@
                 <w:b w:val="0"/>
                 <w:sz w:val="17"/>
               </w:rPr>
-              <w:t>28</w:t>
+              <w:t>28 (23–33)</w:t>
             </w:r>
           </w:p>
         </w:tc>
         <w:tc>
           <w:tcPr>
-            <w:tcW w:type="dxa" w:w="1928"/>
+            <w:tcW w:type="dxa" w:w="1587"/>
           </w:tcPr>
           <w:p>
             <w:pPr>
@@ -377,7 +395,25 @@
                 <w:b w:val="0"/>
                 <w:sz w:val="17"/>
               </w:rPr>
-              <w:t>2.1 (144/6,943)</w:t>
+              <w:t>2.1 (1.3–3.0)</w:t>
+            </w:r>
+          </w:p>
+        </w:tc>
+        <w:tc>
+          <w:tcPr>
+            <w:tcW w:type="dxa" w:w="1247"/>
+          </w:tcPr>
+          <w:p>
+            <w:pPr>
+              <w:jc w:val="right"/>
+            </w:pPr>
+            <w:r/>
+            <w:r>
+              <w:rPr>
+                <w:b w:val="0"/>
+                <w:sz w:val="17"/>
+              </w:rPr>
+              <w:t>144/6,943</w:t>
             </w:r>
           </w:p>
         </w:tc>
@@ -385,7 +421,7 @@
       <w:tr>
         <w:tc>
           <w:tcPr>
-            <w:tcW w:type="dxa" w:w="1474"/>
+            <w:tcW w:type="dxa" w:w="1361"/>
             <w:shd w:val="clear" w:color="auto" w:fill="f2f7f8"/>
           </w:tcPr>
           <w:p>
@@ -401,7 +437,7 @@
         </w:tc>
         <w:tc>
           <w:tcPr>
-            <w:tcW w:type="dxa" w:w="1134"/>
+            <w:tcW w:type="dxa" w:w="964"/>
             <w:shd w:val="clear" w:color="auto" w:fill="f2f7f8"/>
           </w:tcPr>
           <w:p>
@@ -420,7 +456,7 @@
         </w:tc>
         <w:tc>
           <w:tcPr>
-            <w:tcW w:type="dxa" w:w="1134"/>
+            <w:tcW w:type="dxa" w:w="964"/>
             <w:shd w:val="clear" w:color="auto" w:fill="f2f7f8"/>
           </w:tcPr>
           <w:p>
@@ -439,7 +475,7 @@
         </w:tc>
         <w:tc>
           <w:tcPr>
-            <w:tcW w:type="dxa" w:w="1474"/>
+            <w:tcW w:type="dxa" w:w="1304"/>
             <w:shd w:val="clear" w:color="auto" w:fill="f2f7f8"/>
           </w:tcPr>
           <w:p>
@@ -458,7 +494,7 @@
         </w:tc>
         <w:tc>
           <w:tcPr>
-            <w:tcW w:type="dxa" w:w="1531"/>
+            <w:tcW w:type="dxa" w:w="1361"/>
             <w:shd w:val="clear" w:color="auto" w:fill="f2f7f8"/>
           </w:tcPr>
           <w:p>
@@ -477,7 +513,7 @@
         </w:tc>
         <w:tc>
           <w:tcPr>
-            <w:tcW w:type="dxa" w:w="1247"/>
+            <w:tcW w:type="dxa" w:w="1077"/>
             <w:shd w:val="clear" w:color="auto" w:fill="f2f7f8"/>
           </w:tcPr>
           <w:p>
@@ -496,7 +532,7 @@
         </w:tc>
         <w:tc>
           <w:tcPr>
-            <w:tcW w:type="dxa" w:w="1247"/>
+            <w:tcW w:type="dxa" w:w="1077"/>
             <w:shd w:val="clear" w:color="auto" w:fill="f2f7f8"/>
           </w:tcPr>
           <w:p>
@@ -515,7 +551,7 @@
         </w:tc>
         <w:tc>
           <w:tcPr>
-            <w:tcW w:type="dxa" w:w="1361"/>
+            <w:tcW w:type="dxa" w:w="1191"/>
             <w:shd w:val="clear" w:color="auto" w:fill="f2f7f8"/>
           </w:tcPr>
           <w:p>
@@ -534,7 +570,760 @@
         </w:tc>
         <w:tc>
           <w:tcPr>
-            <w:tcW w:type="dxa" w:w="1474"/>
+            <w:tcW w:type="dxa" w:w="1587"/>
+            <w:shd w:val="clear" w:color="auto" w:fill="f2f7f8"/>
+          </w:tcPr>
+          <w:p>
+            <w:pPr>
+              <w:jc w:val="right"/>
+            </w:pPr>
+            <w:r/>
+            <w:r>
+              <w:rPr>
+                <w:b w:val="0"/>
+                <w:sz w:val="17"/>
+              </w:rPr>
+              <w:t>2 (1–5)</w:t>
+            </w:r>
+          </w:p>
+        </w:tc>
+        <w:tc>
+          <w:tcPr>
+            <w:tcW w:type="dxa" w:w="1587"/>
+            <w:shd w:val="clear" w:color="auto" w:fill="f2f7f8"/>
+          </w:tcPr>
+          <w:p>
+            <w:pPr>
+              <w:jc w:val="right"/>
+            </w:pPr>
+            <w:r/>
+            <w:r>
+              <w:rPr>
+                <w:b w:val="0"/>
+                <w:sz w:val="17"/>
+              </w:rPr>
+              <w:t>0.8 (0.2–1.3)</w:t>
+            </w:r>
+          </w:p>
+        </w:tc>
+        <w:tc>
+          <w:tcPr>
+            <w:tcW w:type="dxa" w:w="1247"/>
+            <w:shd w:val="clear" w:color="auto" w:fill="f2f7f8"/>
+          </w:tcPr>
+          <w:p>
+            <w:pPr>
+              <w:jc w:val="right"/>
+            </w:pPr>
+            <w:r/>
+            <w:r>
+              <w:rPr>
+                <w:b w:val="0"/>
+                <w:sz w:val="17"/>
+              </w:rPr>
+              <w:t>8/1,059</w:t>
+            </w:r>
+          </w:p>
+        </w:tc>
+      </w:tr>
+      <w:tr>
+        <w:tc>
+          <w:tcPr>
+            <w:tcW w:type="dxa" w:w="1361"/>
+          </w:tcPr>
+          <w:p>
+            <w:r/>
+            <w:r>
+              <w:rPr>
+                <w:b/>
+                <w:sz w:val="17"/>
+              </w:rPr>
+              <w:t>Haut-Uele</w:t>
+            </w:r>
+          </w:p>
+        </w:tc>
+        <w:tc>
+          <w:tcPr>
+            <w:tcW w:type="dxa" w:w="964"/>
+          </w:tcPr>
+          <w:p>
+            <w:pPr>
+              <w:jc w:val="right"/>
+            </w:pPr>
+            <w:r/>
+            <w:r>
+              <w:rPr>
+                <w:b/>
+                <w:sz w:val="17"/>
+              </w:rPr>
+              <w:t>373</w:t>
+            </w:r>
+          </w:p>
+        </w:tc>
+        <w:tc>
+          <w:tcPr>
+            <w:tcW w:type="dxa" w:w="964"/>
+          </w:tcPr>
+          <w:p>
+            <w:pPr>
+              <w:jc w:val="right"/>
+            </w:pPr>
+            <w:r/>
+            <w:r>
+              <w:rPr>
+                <w:b/>
+                <w:sz w:val="17"/>
+              </w:rPr>
+              <w:t>57</w:t>
+            </w:r>
+          </w:p>
+        </w:tc>
+        <w:tc>
+          <w:tcPr>
+            <w:tcW w:type="dxa" w:w="1304"/>
+          </w:tcPr>
+          <w:p>
+            <w:pPr>
+              <w:jc w:val="right"/>
+            </w:pPr>
+            <w:r/>
+            <w:r>
+              <w:rPr>
+                <w:b/>
+                <w:sz w:val="17"/>
+              </w:rPr>
+              <w:t>30.3</w:t>
+            </w:r>
+          </w:p>
+        </w:tc>
+        <w:tc>
+          <w:tcPr>
+            <w:tcW w:type="dxa" w:w="1361"/>
+          </w:tcPr>
+          <w:p>
+            <w:pPr>
+              <w:jc w:val="right"/>
+            </w:pPr>
+            <w:r/>
+            <w:r>
+              <w:rPr>
+                <w:b/>
+                <w:sz w:val="17"/>
+              </w:rPr>
+              <w:t>1.9</w:t>
+            </w:r>
+          </w:p>
+        </w:tc>
+        <w:tc>
+          <w:tcPr>
+            <w:tcW w:type="dxa" w:w="1077"/>
+          </w:tcPr>
+          <w:p>
+            <w:pPr>
+              <w:jc w:val="right"/>
+            </w:pPr>
+            <w:r/>
+            <w:r>
+              <w:rPr>
+                <w:b/>
+                <w:sz w:val="17"/>
+              </w:rPr>
+              <w:t>162</w:t>
+            </w:r>
+          </w:p>
+        </w:tc>
+        <w:tc>
+          <w:tcPr>
+            <w:tcW w:type="dxa" w:w="1077"/>
+          </w:tcPr>
+          <w:p>
+            <w:pPr>
+              <w:jc w:val="right"/>
+            </w:pPr>
+            <w:r/>
+            <w:r>
+              <w:rPr>
+                <w:b/>
+                <w:sz w:val="17"/>
+              </w:rPr>
+              <w:t>1,416</w:t>
+            </w:r>
+          </w:p>
+        </w:tc>
+        <w:tc>
+          <w:tcPr>
+            <w:tcW w:type="dxa" w:w="1191"/>
+          </w:tcPr>
+          <w:p>
+            <w:pPr>
+              <w:jc w:val="right"/>
+            </w:pPr>
+            <w:r/>
+            <w:r>
+              <w:rPr>
+                <w:b/>
+                <w:sz w:val="17"/>
+              </w:rPr>
+              <w:t>6</w:t>
+            </w:r>
+          </w:p>
+        </w:tc>
+        <w:tc>
+          <w:tcPr>
+            <w:tcW w:type="dxa" w:w="1587"/>
+          </w:tcPr>
+          <w:p>
+            <w:pPr>
+              <w:jc w:val="right"/>
+            </w:pPr>
+            <w:r/>
+            <w:r>
+              <w:rPr>
+                <w:b/>
+                <w:sz w:val="17"/>
+              </w:rPr>
+              <w:t>19 (12–29)</w:t>
+            </w:r>
+          </w:p>
+        </w:tc>
+        <w:tc>
+          <w:tcPr>
+            <w:tcW w:type="dxa" w:w="1587"/>
+          </w:tcPr>
+          <w:p>
+            <w:pPr>
+              <w:jc w:val="right"/>
+            </w:pPr>
+            <w:r/>
+            <w:r>
+              <w:rPr>
+                <w:b/>
+                <w:sz w:val="17"/>
+              </w:rPr>
+              <w:t>3.5 (1.8–5.5)</w:t>
+            </w:r>
+          </w:p>
+        </w:tc>
+        <w:tc>
+          <w:tcPr>
+            <w:tcW w:type="dxa" w:w="1247"/>
+          </w:tcPr>
+          <w:p>
+            <w:pPr>
+              <w:jc w:val="right"/>
+            </w:pPr>
+            <w:r/>
+            <w:r>
+              <w:rPr>
+                <w:b/>
+                <w:sz w:val="17"/>
+              </w:rPr>
+              <w:t>26/753</w:t>
+            </w:r>
+          </w:p>
+        </w:tc>
+      </w:tr>
+      <w:tr>
+        <w:tc>
+          <w:tcPr>
+            <w:tcW w:type="dxa" w:w="1361"/>
+            <w:shd w:val="clear" w:color="auto" w:fill="f2f7f8"/>
+          </w:tcPr>
+          <w:p>
+            <w:r/>
+            <w:r>
+              <w:rPr>
+                <w:b w:val="0"/>
+                <w:sz w:val="17"/>
+              </w:rPr>
+              <w:t>Tshopo</w:t>
+            </w:r>
+          </w:p>
+        </w:tc>
+        <w:tc>
+          <w:tcPr>
+            <w:tcW w:type="dxa" w:w="964"/>
+            <w:shd w:val="clear" w:color="auto" w:fill="f2f7f8"/>
+          </w:tcPr>
+          <w:p>
+            <w:pPr>
+              <w:jc w:val="right"/>
+            </w:pPr>
+            <w:r/>
+            <w:r>
+              <w:rPr>
+                <w:b w:val="0"/>
+                <w:sz w:val="17"/>
+              </w:rPr>
+              <w:t>54</w:t>
+            </w:r>
+          </w:p>
+        </w:tc>
+        <w:tc>
+          <w:tcPr>
+            <w:tcW w:type="dxa" w:w="964"/>
+            <w:shd w:val="clear" w:color="auto" w:fill="f2f7f8"/>
+          </w:tcPr>
+          <w:p>
+            <w:pPr>
+              <w:jc w:val="right"/>
+            </w:pPr>
+            <w:r/>
+            <w:r>
+              <w:rPr>
+                <w:b w:val="0"/>
+                <w:sz w:val="17"/>
+              </w:rPr>
+              <w:t>8</w:t>
+            </w:r>
+          </w:p>
+        </w:tc>
+        <w:tc>
+          <w:tcPr>
+            <w:tcW w:type="dxa" w:w="1304"/>
+            <w:shd w:val="clear" w:color="auto" w:fill="f2f7f8"/>
+          </w:tcPr>
+          <w:p>
+            <w:pPr>
+              <w:jc w:val="right"/>
+            </w:pPr>
+            <w:r/>
+            <w:r>
+              <w:rPr>
+                <w:b w:val="0"/>
+                <w:sz w:val="17"/>
+              </w:rPr>
+              <w:t>13.0</w:t>
+            </w:r>
+          </w:p>
+        </w:tc>
+        <w:tc>
+          <w:tcPr>
+            <w:tcW w:type="dxa" w:w="1361"/>
+            <w:shd w:val="clear" w:color="auto" w:fill="f2f7f8"/>
+          </w:tcPr>
+          <w:p>
+            <w:pPr>
+              <w:jc w:val="right"/>
+            </w:pPr>
+            <w:r/>
+            <w:r>
+              <w:rPr>
+                <w:b w:val="0"/>
+                <w:sz w:val="17"/>
+              </w:rPr>
+              <w:t>0.0</w:t>
+            </w:r>
+          </w:p>
+        </w:tc>
+        <w:tc>
+          <w:tcPr>
+            <w:tcW w:type="dxa" w:w="1077"/>
+            <w:shd w:val="clear" w:color="auto" w:fill="f2f7f8"/>
+          </w:tcPr>
+          <w:p>
+            <w:pPr>
+              <w:jc w:val="right"/>
+            </w:pPr>
+            <w:r/>
+            <w:r>
+              <w:rPr>
+                <w:b w:val="0"/>
+                <w:sz w:val="17"/>
+              </w:rPr>
+              <w:t>10</w:t>
+            </w:r>
+          </w:p>
+        </w:tc>
+        <w:tc>
+          <w:tcPr>
+            <w:tcW w:type="dxa" w:w="1077"/>
+            <w:shd w:val="clear" w:color="auto" w:fill="f2f7f8"/>
+          </w:tcPr>
+          <w:p>
+            <w:pPr>
+              <w:jc w:val="right"/>
+            </w:pPr>
+            <w:r/>
+            <w:r>
+              <w:rPr>
+                <w:b w:val="0"/>
+                <w:sz w:val="17"/>
+              </w:rPr>
+              <w:t>77</w:t>
+            </w:r>
+          </w:p>
+        </w:tc>
+        <w:tc>
+          <w:tcPr>
+            <w:tcW w:type="dxa" w:w="1191"/>
+            <w:shd w:val="clear" w:color="auto" w:fill="f2f7f8"/>
+          </w:tcPr>
+          <w:p>
+            <w:pPr>
+              <w:jc w:val="right"/>
+            </w:pPr>
+            <w:r/>
+            <w:r>
+              <w:rPr>
+                <w:b w:val="0"/>
+                <w:sz w:val="17"/>
+              </w:rPr>
+              <w:t>5</w:t>
+            </w:r>
+          </w:p>
+        </w:tc>
+        <w:tc>
+          <w:tcPr>
+            <w:tcW w:type="dxa" w:w="1587"/>
+            <w:shd w:val="clear" w:color="auto" w:fill="f2f7f8"/>
+          </w:tcPr>
+          <w:p>
+            <w:pPr>
+              <w:jc w:val="right"/>
+            </w:pPr>
+            <w:r/>
+            <w:r>
+              <w:rPr>
+                <w:b w:val="0"/>
+                <w:sz w:val="17"/>
+              </w:rPr>
+              <w:t>12 (1–47)</w:t>
+            </w:r>
+          </w:p>
+        </w:tc>
+        <w:tc>
+          <w:tcPr>
+            <w:tcW w:type="dxa" w:w="1587"/>
+            <w:shd w:val="clear" w:color="auto" w:fill="f2f7f8"/>
+          </w:tcPr>
+          <w:p>
+            <w:pPr>
+              <w:jc w:val="right"/>
+            </w:pPr>
+            <w:r/>
+            <w:r>
+              <w:rPr>
+                <w:b w:val="0"/>
+                <w:sz w:val="17"/>
+              </w:rPr>
+              <w:t>1.6 (0.0–11.8)</w:t>
+            </w:r>
+          </w:p>
+        </w:tc>
+        <w:tc>
+          <w:tcPr>
+            <w:tcW w:type="dxa" w:w="1247"/>
+            <w:shd w:val="clear" w:color="auto" w:fill="f2f7f8"/>
+          </w:tcPr>
+          <w:p>
+            <w:pPr>
+              <w:jc w:val="right"/>
+            </w:pPr>
+            <w:r/>
+            <w:r>
+              <w:rPr>
+                <w:b w:val="0"/>
+                <w:sz w:val="17"/>
+              </w:rPr>
+              <w:t>1/64</w:t>
+            </w:r>
+          </w:p>
+        </w:tc>
+      </w:tr>
+      <w:tr>
+        <w:tc>
+          <w:tcPr>
+            <w:tcW w:type="dxa" w:w="1361"/>
+          </w:tcPr>
+          <w:p>
+            <w:r/>
+            <w:r>
+              <w:rPr>
+                <w:b w:val="0"/>
+                <w:sz w:val="17"/>
+              </w:rPr>
+              <w:t>Bas-Uele</w:t>
+            </w:r>
+          </w:p>
+        </w:tc>
+        <w:tc>
+          <w:tcPr>
+            <w:tcW w:type="dxa" w:w="964"/>
+          </w:tcPr>
+          <w:p>
+            <w:pPr>
+              <w:jc w:val="right"/>
+            </w:pPr>
+            <w:r/>
+            <w:r>
+              <w:rPr>
+                <w:b w:val="0"/>
+                <w:sz w:val="17"/>
+              </w:rPr>
+              <w:t>15</w:t>
+            </w:r>
+          </w:p>
+        </w:tc>
+        <w:tc>
+          <w:tcPr>
+            <w:tcW w:type="dxa" w:w="964"/>
+          </w:tcPr>
+          <w:p>
+            <w:pPr>
+              <w:jc w:val="right"/>
+            </w:pPr>
+            <w:r/>
+            <w:r>
+              <w:rPr>
+                <w:b w:val="0"/>
+                <w:sz w:val="17"/>
+              </w:rPr>
+              <w:t>1</w:t>
+            </w:r>
+          </w:p>
+        </w:tc>
+        <w:tc>
+          <w:tcPr>
+            <w:tcW w:type="dxa" w:w="1304"/>
+          </w:tcPr>
+          <w:p>
+            <w:pPr>
+              <w:jc w:val="right"/>
+            </w:pPr>
+            <w:r/>
+            <w:r>
+              <w:rPr>
+                <w:b w:val="0"/>
+                <w:sz w:val="17"/>
+              </w:rPr>
+              <w:t>13.3</w:t>
+            </w:r>
+          </w:p>
+        </w:tc>
+        <w:tc>
+          <w:tcPr>
+            <w:tcW w:type="dxa" w:w="1361"/>
+          </w:tcPr>
+          <w:p>
+            <w:pPr>
+              <w:jc w:val="right"/>
+            </w:pPr>
+            <w:r/>
+            <w:r>
+              <w:rPr>
+                <w:b w:val="0"/>
+                <w:sz w:val="17"/>
+              </w:rPr>
+              <w:t>0.0</w:t>
+            </w:r>
+          </w:p>
+        </w:tc>
+        <w:tc>
+          <w:tcPr>
+            <w:tcW w:type="dxa" w:w="1077"/>
+          </w:tcPr>
+          <w:p>
+            <w:pPr>
+              <w:jc w:val="right"/>
+            </w:pPr>
+            <w:r/>
+            <w:r>
+              <w:rPr>
+                <w:b w:val="0"/>
+                <w:sz w:val="17"/>
+              </w:rPr>
+              <w:t>2</w:t>
+            </w:r>
+          </w:p>
+        </w:tc>
+        <w:tc>
+          <w:tcPr>
+            <w:tcW w:type="dxa" w:w="1077"/>
+          </w:tcPr>
+          <w:p>
+            <w:pPr>
+              <w:jc w:val="right"/>
+            </w:pPr>
+            <w:r/>
+            <w:r>
+              <w:rPr>
+                <w:b w:val="0"/>
+                <w:sz w:val="17"/>
+              </w:rPr>
+              <w:t>82</w:t>
+            </w:r>
+          </w:p>
+        </w:tc>
+        <w:tc>
+          <w:tcPr>
+            <w:tcW w:type="dxa" w:w="1191"/>
+          </w:tcPr>
+          <w:p>
+            <w:pPr>
+              <w:jc w:val="right"/>
+            </w:pPr>
+            <w:r/>
+            <w:r>
+              <w:rPr>
+                <w:b w:val="0"/>
+                <w:sz w:val="17"/>
+              </w:rPr>
+              <w:t>41</w:t>
+            </w:r>
+          </w:p>
+        </w:tc>
+        <w:tc>
+          <w:tcPr>
+            <w:tcW w:type="dxa" w:w="1587"/>
+          </w:tcPr>
+          <w:p>
+            <w:pPr>
+              <w:jc w:val="right"/>
+            </w:pPr>
+            <w:r/>
+            <w:r>
+              <w:rPr>
+                <w:b w:val="0"/>
+                <w:sz w:val="17"/>
+              </w:rPr>
+              <w:t>67 (56–100)</w:t>
+            </w:r>
+          </w:p>
+        </w:tc>
+        <w:tc>
+          <w:tcPr>
+            <w:tcW w:type="dxa" w:w="1587"/>
+          </w:tcPr>
+          <w:p>
+            <w:pPr>
+              <w:jc w:val="right"/>
+            </w:pPr>
+            <w:r/>
+            <w:r>
+              <w:rPr>
+                <w:b w:val="0"/>
+                <w:sz w:val="17"/>
+              </w:rPr>
+              <w:t>0.0 (0.0–0.0)</w:t>
+            </w:r>
+          </w:p>
+        </w:tc>
+        <w:tc>
+          <w:tcPr>
+            <w:tcW w:type="dxa" w:w="1247"/>
+          </w:tcPr>
+          <w:p>
+            <w:pPr>
+              <w:jc w:val="right"/>
+            </w:pPr>
+            <w:r/>
+            <w:r>
+              <w:rPr>
+                <w:b w:val="0"/>
+                <w:sz w:val="17"/>
+              </w:rPr>
+              <w:t>0/82</w:t>
+            </w:r>
+          </w:p>
+        </w:tc>
+      </w:tr>
+      <w:tr>
+        <w:tc>
+          <w:tcPr>
+            <w:tcW w:type="dxa" w:w="1361"/>
+            <w:shd w:val="clear" w:color="auto" w:fill="f2f7f8"/>
+          </w:tcPr>
+          <w:p>
+            <w:r/>
+            <w:r>
+              <w:rPr>
+                <w:b w:val="0"/>
+                <w:sz w:val="17"/>
+              </w:rPr>
+              <w:t>Sud-Kivu</w:t>
+            </w:r>
+          </w:p>
+        </w:tc>
+        <w:tc>
+          <w:tcPr>
+            <w:tcW w:type="dxa" w:w="964"/>
+            <w:shd w:val="clear" w:color="auto" w:fill="f2f7f8"/>
+          </w:tcPr>
+          <w:p>
+            <w:pPr>
+              <w:jc w:val="right"/>
+            </w:pPr>
+            <w:r/>
+            <w:r>
+              <w:rPr>
+                <w:b w:val="0"/>
+                <w:sz w:val="17"/>
+              </w:rPr>
+              <w:t>4</w:t>
+            </w:r>
+          </w:p>
+        </w:tc>
+        <w:tc>
+          <w:tcPr>
+            <w:tcW w:type="dxa" w:w="964"/>
+            <w:shd w:val="clear" w:color="auto" w:fill="f2f7f8"/>
+          </w:tcPr>
+          <w:p>
+            <w:pPr>
+              <w:jc w:val="right"/>
+            </w:pPr>
+            <w:r/>
+            <w:r>
+              <w:rPr>
+                <w:b w:val="0"/>
+                <w:sz w:val="17"/>
+              </w:rPr>
+              <w:t>1</w:t>
+            </w:r>
+          </w:p>
+        </w:tc>
+        <w:tc>
+          <w:tcPr>
+            <w:tcW w:type="dxa" w:w="1304"/>
+            <w:shd w:val="clear" w:color="auto" w:fill="f2f7f8"/>
+          </w:tcPr>
+          <w:p>
+            <w:pPr>
+              <w:jc w:val="right"/>
+            </w:pPr>
+            <w:r/>
+            <w:r>
+              <w:rPr>
+                <w:b w:val="0"/>
+                <w:sz w:val="17"/>
+              </w:rPr>
+              <w:t>25.0</w:t>
+            </w:r>
+          </w:p>
+        </w:tc>
+        <w:tc>
+          <w:tcPr>
+            <w:tcW w:type="dxa" w:w="1361"/>
+            <w:shd w:val="clear" w:color="auto" w:fill="f2f7f8"/>
+          </w:tcPr>
+          <w:p>
+            <w:pPr>
+              <w:jc w:val="right"/>
+            </w:pPr>
+            <w:r/>
+            <w:r>
+              <w:rPr>
+                <w:b w:val="0"/>
+                <w:sz w:val="17"/>
+              </w:rPr>
+              <w:t>0.0</w:t>
+            </w:r>
+          </w:p>
+        </w:tc>
+        <w:tc>
+          <w:tcPr>
+            <w:tcW w:type="dxa" w:w="1077"/>
             <w:shd w:val="clear" w:color="auto" w:fill="f2f7f8"/>
           </w:tcPr>
           <w:p>
@@ -553,7 +1342,7 @@
         </w:tc>
         <w:tc>
           <w:tcPr>
-            <w:tcW w:type="dxa" w:w="1928"/>
+            <w:tcW w:type="dxa" w:w="1077"/>
             <w:shd w:val="clear" w:color="auto" w:fill="f2f7f8"/>
           </w:tcPr>
           <w:p>
@@ -566,210 +1355,13 @@
                 <w:b w:val="0"/>
                 <w:sz w:val="17"/>
               </w:rPr>
-              <w:t>0.8 (8/1,059)</w:t>
-            </w:r>
-          </w:p>
-        </w:tc>
-      </w:tr>
-      <w:tr>
-        <w:tc>
-          <w:tcPr>
-            <w:tcW w:type="dxa" w:w="1474"/>
-          </w:tcPr>
-          <w:p>
-            <w:r/>
-            <w:r>
-              <w:rPr>
-                <w:b/>
-                <w:sz w:val="17"/>
-              </w:rPr>
-              <w:t>Haut-Uele</w:t>
+              <w:t>34</w:t>
             </w:r>
           </w:p>
         </w:tc>
         <w:tc>
           <w:tcPr>
-            <w:tcW w:type="dxa" w:w="1134"/>
-          </w:tcPr>
-          <w:p>
-            <w:pPr>
-              <w:jc w:val="right"/>
-            </w:pPr>
-            <w:r/>
-            <w:r>
-              <w:rPr>
-                <w:b/>
-                <w:sz w:val="17"/>
-              </w:rPr>
-              <w:t>373</w:t>
-            </w:r>
-          </w:p>
-        </w:tc>
-        <w:tc>
-          <w:tcPr>
-            <w:tcW w:type="dxa" w:w="1134"/>
-          </w:tcPr>
-          <w:p>
-            <w:pPr>
-              <w:jc w:val="right"/>
-            </w:pPr>
-            <w:r/>
-            <w:r>
-              <w:rPr>
-                <w:b/>
-                <w:sz w:val="17"/>
-              </w:rPr>
-              <w:t>57</w:t>
-            </w:r>
-          </w:p>
-        </w:tc>
-        <w:tc>
-          <w:tcPr>
-            <w:tcW w:type="dxa" w:w="1474"/>
-          </w:tcPr>
-          <w:p>
-            <w:pPr>
-              <w:jc w:val="right"/>
-            </w:pPr>
-            <w:r/>
-            <w:r>
-              <w:rPr>
-                <w:b/>
-                <w:sz w:val="17"/>
-              </w:rPr>
-              <w:t>30.3</w:t>
-            </w:r>
-          </w:p>
-        </w:tc>
-        <w:tc>
-          <w:tcPr>
-            <w:tcW w:type="dxa" w:w="1531"/>
-          </w:tcPr>
-          <w:p>
-            <w:pPr>
-              <w:jc w:val="right"/>
-            </w:pPr>
-            <w:r/>
-            <w:r>
-              <w:rPr>
-                <w:b/>
-                <w:sz w:val="17"/>
-              </w:rPr>
-              <w:t>1.9</w:t>
-            </w:r>
-          </w:p>
-        </w:tc>
-        <w:tc>
-          <w:tcPr>
-            <w:tcW w:type="dxa" w:w="1247"/>
-          </w:tcPr>
-          <w:p>
-            <w:pPr>
-              <w:jc w:val="right"/>
-            </w:pPr>
-            <w:r/>
-            <w:r>
-              <w:rPr>
-                <w:b/>
-                <w:sz w:val="17"/>
-              </w:rPr>
-              <w:t>162</w:t>
-            </w:r>
-          </w:p>
-        </w:tc>
-        <w:tc>
-          <w:tcPr>
-            <w:tcW w:type="dxa" w:w="1247"/>
-          </w:tcPr>
-          <w:p>
-            <w:pPr>
-              <w:jc w:val="right"/>
-            </w:pPr>
-            <w:r/>
-            <w:r>
-              <w:rPr>
-                <w:b/>
-                <w:sz w:val="17"/>
-              </w:rPr>
-              <w:t>1,416</w:t>
-            </w:r>
-          </w:p>
-        </w:tc>
-        <w:tc>
-          <w:tcPr>
-            <w:tcW w:type="dxa" w:w="1361"/>
-          </w:tcPr>
-          <w:p>
-            <w:pPr>
-              <w:jc w:val="right"/>
-            </w:pPr>
-            <w:r/>
-            <w:r>
-              <w:rPr>
-                <w:b/>
-                <w:sz w:val="17"/>
-              </w:rPr>
-              <w:t>6</w:t>
-            </w:r>
-          </w:p>
-        </w:tc>
-        <w:tc>
-          <w:tcPr>
-            <w:tcW w:type="dxa" w:w="1474"/>
-          </w:tcPr>
-          <w:p>
-            <w:pPr>
-              <w:jc w:val="right"/>
-            </w:pPr>
-            <w:r/>
-            <w:r>
-              <w:rPr>
-                <w:b/>
-                <w:sz w:val="17"/>
-              </w:rPr>
-              <w:t>19</w:t>
-            </w:r>
-          </w:p>
-        </w:tc>
-        <w:tc>
-          <w:tcPr>
-            <w:tcW w:type="dxa" w:w="1928"/>
-          </w:tcPr>
-          <w:p>
-            <w:pPr>
-              <w:jc w:val="right"/>
-            </w:pPr>
-            <w:r/>
-            <w:r>
-              <w:rPr>
-                <w:b/>
-                <w:sz w:val="17"/>
-              </w:rPr>
-              <w:t>3.5 (26/753)</w:t>
-            </w:r>
-          </w:p>
-        </w:tc>
-      </w:tr>
-      <w:tr>
-        <w:tc>
-          <w:tcPr>
-            <w:tcW w:type="dxa" w:w="1474"/>
-            <w:shd w:val="clear" w:color="auto" w:fill="f2f7f8"/>
-          </w:tcPr>
-          <w:p>
-            <w:r/>
-            <w:r>
-              <w:rPr>
-                <w:b w:val="0"/>
-                <w:sz w:val="17"/>
-              </w:rPr>
-              <w:t>Tshopo</w:t>
-            </w:r>
-          </w:p>
-        </w:tc>
-        <w:tc>
-          <w:tcPr>
-            <w:tcW w:type="dxa" w:w="1134"/>
+            <w:tcW w:type="dxa" w:w="1191"/>
             <w:shd w:val="clear" w:color="auto" w:fill="f2f7f8"/>
           </w:tcPr>
           <w:p>
@@ -782,13 +1374,13 @@
                 <w:b w:val="0"/>
                 <w:sz w:val="17"/>
               </w:rPr>
-              <w:t>54</w:t>
+              <w:t>17</w:t>
             </w:r>
           </w:p>
         </w:tc>
         <w:tc>
           <w:tcPr>
-            <w:tcW w:type="dxa" w:w="1134"/>
+            <w:tcW w:type="dxa" w:w="1587"/>
             <w:shd w:val="clear" w:color="auto" w:fill="f2f7f8"/>
           </w:tcPr>
           <w:p>
@@ -801,13 +1393,13 @@
                 <w:b w:val="0"/>
                 <w:sz w:val="17"/>
               </w:rPr>
-              <w:t>8</w:t>
+              <w:t>18 (0–25)</w:t>
             </w:r>
           </w:p>
         </w:tc>
         <w:tc>
           <w:tcPr>
-            <w:tcW w:type="dxa" w:w="1474"/>
+            <w:tcW w:type="dxa" w:w="1587"/>
             <w:shd w:val="clear" w:color="auto" w:fill="f2f7f8"/>
           </w:tcPr>
           <w:p>
@@ -820,26 +1412,7 @@
                 <w:b w:val="0"/>
                 <w:sz w:val="17"/>
               </w:rPr>
-              <w:t>13.0</w:t>
-            </w:r>
-          </w:p>
-        </w:tc>
-        <w:tc>
-          <w:tcPr>
-            <w:tcW w:type="dxa" w:w="1531"/>
-            <w:shd w:val="clear" w:color="auto" w:fill="f2f7f8"/>
-          </w:tcPr>
-          <w:p>
-            <w:pPr>
-              <w:jc w:val="right"/>
-            </w:pPr>
-            <w:r/>
-            <w:r>
-              <w:rPr>
-                <w:b w:val="0"/>
-                <w:sz w:val="17"/>
-              </w:rPr>
-              <w:t>0.0</w:t>
+              <w:t>0.0 (0.0–0.0)</w:t>
             </w:r>
           </w:p>
         </w:tc>
@@ -858,83 +1431,7 @@
                 <w:b w:val="0"/>
                 <w:sz w:val="17"/>
               </w:rPr>
-              <w:t>10</w:t>
-            </w:r>
-          </w:p>
-        </w:tc>
-        <w:tc>
-          <w:tcPr>
-            <w:tcW w:type="dxa" w:w="1247"/>
-            <w:shd w:val="clear" w:color="auto" w:fill="f2f7f8"/>
-          </w:tcPr>
-          <w:p>
-            <w:pPr>
-              <w:jc w:val="right"/>
-            </w:pPr>
-            <w:r/>
-            <w:r>
-              <w:rPr>
-                <w:b w:val="0"/>
-                <w:sz w:val="17"/>
-              </w:rPr>
-              <w:t>77</w:t>
-            </w:r>
-          </w:p>
-        </w:tc>
-        <w:tc>
-          <w:tcPr>
-            <w:tcW w:type="dxa" w:w="1361"/>
-            <w:shd w:val="clear" w:color="auto" w:fill="f2f7f8"/>
-          </w:tcPr>
-          <w:p>
-            <w:pPr>
-              <w:jc w:val="right"/>
-            </w:pPr>
-            <w:r/>
-            <w:r>
-              <w:rPr>
-                <w:b w:val="0"/>
-                <w:sz w:val="17"/>
-              </w:rPr>
-              <w:t>5</w:t>
-            </w:r>
-          </w:p>
-        </w:tc>
-        <w:tc>
-          <w:tcPr>
-            <w:tcW w:type="dxa" w:w="1474"/>
-            <w:shd w:val="clear" w:color="auto" w:fill="f2f7f8"/>
-          </w:tcPr>
-          <w:p>
-            <w:pPr>
-              <w:jc w:val="right"/>
-            </w:pPr>
-            <w:r/>
-            <w:r>
-              <w:rPr>
-                <w:b w:val="0"/>
-                <w:sz w:val="17"/>
-              </w:rPr>
-              <w:t>12</w:t>
-            </w:r>
-          </w:p>
-        </w:tc>
-        <w:tc>
-          <w:tcPr>
-            <w:tcW w:type="dxa" w:w="1928"/>
-            <w:shd w:val="clear" w:color="auto" w:fill="f2f7f8"/>
-          </w:tcPr>
-          <w:p>
-            <w:pPr>
-              <w:jc w:val="right"/>
-            </w:pPr>
-            <w:r/>
-            <w:r>
-              <w:rPr>
-                <w:b w:val="0"/>
-                <w:sz w:val="17"/>
-              </w:rPr>
-              <w:t>1.6 (1/64)</w:t>
+              <w:t>0/10</w:t>
             </w:r>
           </w:p>
         </w:tc>
@@ -942,375 +1439,7 @@
       <w:tr>
         <w:tc>
           <w:tcPr>
-            <w:tcW w:type="dxa" w:w="1474"/>
-          </w:tcPr>
-          <w:p>
-            <w:r/>
-            <w:r>
-              <w:rPr>
-                <w:b w:val="0"/>
-                <w:sz w:val="17"/>
-              </w:rPr>
-              <w:t>Bas-Uele</w:t>
-            </w:r>
-          </w:p>
-        </w:tc>
-        <w:tc>
-          <w:tcPr>
-            <w:tcW w:type="dxa" w:w="1134"/>
-          </w:tcPr>
-          <w:p>
-            <w:pPr>
-              <w:jc w:val="right"/>
-            </w:pPr>
-            <w:r/>
-            <w:r>
-              <w:rPr>
-                <w:b w:val="0"/>
-                <w:sz w:val="17"/>
-              </w:rPr>
-              <w:t>15</w:t>
-            </w:r>
-          </w:p>
-        </w:tc>
-        <w:tc>
-          <w:tcPr>
-            <w:tcW w:type="dxa" w:w="1134"/>
-          </w:tcPr>
-          <w:p>
-            <w:pPr>
-              <w:jc w:val="right"/>
-            </w:pPr>
-            <w:r/>
-            <w:r>
-              <w:rPr>
-                <w:b w:val="0"/>
-                <w:sz w:val="17"/>
-              </w:rPr>
-              <w:t>1</w:t>
-            </w:r>
-          </w:p>
-        </w:tc>
-        <w:tc>
-          <w:tcPr>
-            <w:tcW w:type="dxa" w:w="1474"/>
-          </w:tcPr>
-          <w:p>
-            <w:pPr>
-              <w:jc w:val="right"/>
-            </w:pPr>
-            <w:r/>
-            <w:r>
-              <w:rPr>
-                <w:b w:val="0"/>
-                <w:sz w:val="17"/>
-              </w:rPr>
-              <w:t>13.3</w:t>
-            </w:r>
-          </w:p>
-        </w:tc>
-        <w:tc>
-          <w:tcPr>
-            <w:tcW w:type="dxa" w:w="1531"/>
-          </w:tcPr>
-          <w:p>
-            <w:pPr>
-              <w:jc w:val="right"/>
-            </w:pPr>
-            <w:r/>
-            <w:r>
-              <w:rPr>
-                <w:b w:val="0"/>
-                <w:sz w:val="17"/>
-              </w:rPr>
-              <w:t>0.0</w:t>
-            </w:r>
-          </w:p>
-        </w:tc>
-        <w:tc>
-          <w:tcPr>
-            <w:tcW w:type="dxa" w:w="1247"/>
-          </w:tcPr>
-          <w:p>
-            <w:pPr>
-              <w:jc w:val="right"/>
-            </w:pPr>
-            <w:r/>
-            <w:r>
-              <w:rPr>
-                <w:b w:val="0"/>
-                <w:sz w:val="17"/>
-              </w:rPr>
-              <w:t>2</w:t>
-            </w:r>
-          </w:p>
-        </w:tc>
-        <w:tc>
-          <w:tcPr>
-            <w:tcW w:type="dxa" w:w="1247"/>
-          </w:tcPr>
-          <w:p>
-            <w:pPr>
-              <w:jc w:val="right"/>
-            </w:pPr>
-            <w:r/>
-            <w:r>
-              <w:rPr>
-                <w:b w:val="0"/>
-                <w:sz w:val="17"/>
-              </w:rPr>
-              <w:t>82</w:t>
-            </w:r>
-          </w:p>
-        </w:tc>
-        <w:tc>
-          <w:tcPr>
             <w:tcW w:type="dxa" w:w="1361"/>
-          </w:tcPr>
-          <w:p>
-            <w:pPr>
-              <w:jc w:val="right"/>
-            </w:pPr>
-            <w:r/>
-            <w:r>
-              <w:rPr>
-                <w:b w:val="0"/>
-                <w:sz w:val="17"/>
-              </w:rPr>
-              <w:t>41</w:t>
-            </w:r>
-          </w:p>
-        </w:tc>
-        <w:tc>
-          <w:tcPr>
-            <w:tcW w:type="dxa" w:w="1474"/>
-          </w:tcPr>
-          <w:p>
-            <w:pPr>
-              <w:jc w:val="right"/>
-            </w:pPr>
-            <w:r/>
-            <w:r>
-              <w:rPr>
-                <w:b w:val="0"/>
-                <w:sz w:val="17"/>
-              </w:rPr>
-              <w:t>67</w:t>
-            </w:r>
-          </w:p>
-        </w:tc>
-        <w:tc>
-          <w:tcPr>
-            <w:tcW w:type="dxa" w:w="1928"/>
-          </w:tcPr>
-          <w:p>
-            <w:pPr>
-              <w:jc w:val="right"/>
-            </w:pPr>
-            <w:r/>
-            <w:r>
-              <w:rPr>
-                <w:b w:val="0"/>
-                <w:sz w:val="17"/>
-              </w:rPr>
-              <w:t>0.0 (0/82)</w:t>
-            </w:r>
-          </w:p>
-        </w:tc>
-      </w:tr>
-      <w:tr>
-        <w:tc>
-          <w:tcPr>
-            <w:tcW w:type="dxa" w:w="1474"/>
-            <w:shd w:val="clear" w:color="auto" w:fill="f2f7f8"/>
-          </w:tcPr>
-          <w:p>
-            <w:r/>
-            <w:r>
-              <w:rPr>
-                <w:b w:val="0"/>
-                <w:sz w:val="17"/>
-              </w:rPr>
-              <w:t>Sud-Kivu</w:t>
-            </w:r>
-          </w:p>
-        </w:tc>
-        <w:tc>
-          <w:tcPr>
-            <w:tcW w:type="dxa" w:w="1134"/>
-            <w:shd w:val="clear" w:color="auto" w:fill="f2f7f8"/>
-          </w:tcPr>
-          <w:p>
-            <w:pPr>
-              <w:jc w:val="right"/>
-            </w:pPr>
-            <w:r/>
-            <w:r>
-              <w:rPr>
-                <w:b w:val="0"/>
-                <w:sz w:val="17"/>
-              </w:rPr>
-              <w:t>4</w:t>
-            </w:r>
-          </w:p>
-        </w:tc>
-        <w:tc>
-          <w:tcPr>
-            <w:tcW w:type="dxa" w:w="1134"/>
-            <w:shd w:val="clear" w:color="auto" w:fill="f2f7f8"/>
-          </w:tcPr>
-          <w:p>
-            <w:pPr>
-              <w:jc w:val="right"/>
-            </w:pPr>
-            <w:r/>
-            <w:r>
-              <w:rPr>
-                <w:b w:val="0"/>
-                <w:sz w:val="17"/>
-              </w:rPr>
-              <w:t>1</w:t>
-            </w:r>
-          </w:p>
-        </w:tc>
-        <w:tc>
-          <w:tcPr>
-            <w:tcW w:type="dxa" w:w="1474"/>
-            <w:shd w:val="clear" w:color="auto" w:fill="f2f7f8"/>
-          </w:tcPr>
-          <w:p>
-            <w:pPr>
-              <w:jc w:val="right"/>
-            </w:pPr>
-            <w:r/>
-            <w:r>
-              <w:rPr>
-                <w:b w:val="0"/>
-                <w:sz w:val="17"/>
-              </w:rPr>
-              <w:t>25.0</w:t>
-            </w:r>
-          </w:p>
-        </w:tc>
-        <w:tc>
-          <w:tcPr>
-            <w:tcW w:type="dxa" w:w="1531"/>
-            <w:shd w:val="clear" w:color="auto" w:fill="f2f7f8"/>
-          </w:tcPr>
-          <w:p>
-            <w:pPr>
-              <w:jc w:val="right"/>
-            </w:pPr>
-            <w:r/>
-            <w:r>
-              <w:rPr>
-                <w:b w:val="0"/>
-                <w:sz w:val="17"/>
-              </w:rPr>
-              <w:t>0.0</w:t>
-            </w:r>
-          </w:p>
-        </w:tc>
-        <w:tc>
-          <w:tcPr>
-            <w:tcW w:type="dxa" w:w="1247"/>
-            <w:shd w:val="clear" w:color="auto" w:fill="f2f7f8"/>
-          </w:tcPr>
-          <w:p>
-            <w:pPr>
-              <w:jc w:val="right"/>
-            </w:pPr>
-            <w:r/>
-            <w:r>
-              <w:rPr>
-                <w:b w:val="0"/>
-                <w:sz w:val="17"/>
-              </w:rPr>
-              <w:t>2</w:t>
-            </w:r>
-          </w:p>
-        </w:tc>
-        <w:tc>
-          <w:tcPr>
-            <w:tcW w:type="dxa" w:w="1247"/>
-            <w:shd w:val="clear" w:color="auto" w:fill="f2f7f8"/>
-          </w:tcPr>
-          <w:p>
-            <w:pPr>
-              <w:jc w:val="right"/>
-            </w:pPr>
-            <w:r/>
-            <w:r>
-              <w:rPr>
-                <w:b w:val="0"/>
-                <w:sz w:val="17"/>
-              </w:rPr>
-              <w:t>34</w:t>
-            </w:r>
-          </w:p>
-        </w:tc>
-        <w:tc>
-          <w:tcPr>
-            <w:tcW w:type="dxa" w:w="1361"/>
-            <w:shd w:val="clear" w:color="auto" w:fill="f2f7f8"/>
-          </w:tcPr>
-          <w:p>
-            <w:pPr>
-              <w:jc w:val="right"/>
-            </w:pPr>
-            <w:r/>
-            <w:r>
-              <w:rPr>
-                <w:b w:val="0"/>
-                <w:sz w:val="17"/>
-              </w:rPr>
-              <w:t>17</w:t>
-            </w:r>
-          </w:p>
-        </w:tc>
-        <w:tc>
-          <w:tcPr>
-            <w:tcW w:type="dxa" w:w="1474"/>
-            <w:shd w:val="clear" w:color="auto" w:fill="f2f7f8"/>
-          </w:tcPr>
-          <w:p>
-            <w:pPr>
-              <w:jc w:val="right"/>
-            </w:pPr>
-            <w:r/>
-            <w:r>
-              <w:rPr>
-                <w:b w:val="0"/>
-                <w:sz w:val="17"/>
-              </w:rPr>
-              <w:t>18</w:t>
-            </w:r>
-          </w:p>
-        </w:tc>
-        <w:tc>
-          <w:tcPr>
-            <w:tcW w:type="dxa" w:w="1928"/>
-            <w:shd w:val="clear" w:color="auto" w:fill="f2f7f8"/>
-          </w:tcPr>
-          <w:p>
-            <w:pPr>
-              <w:jc w:val="right"/>
-            </w:pPr>
-            <w:r/>
-            <w:r>
-              <w:rPr>
-                <w:b w:val="0"/>
-                <w:sz w:val="17"/>
-              </w:rPr>
-              <w:t>0.0 (0/10)</w:t>
-            </w:r>
-          </w:p>
-        </w:tc>
-      </w:tr>
-      <w:tr>
-        <w:tc>
-          <w:tcPr>
-            <w:tcW w:type="dxa" w:w="1474"/>
             <w:shd w:val="clear" w:color="auto" w:fill="e3f0f1"/>
           </w:tcPr>
           <w:p>
@@ -1326,7 +1455,7 @@
         </w:tc>
         <w:tc>
           <w:tcPr>
-            <w:tcW w:type="dxa" w:w="1134"/>
+            <w:tcW w:type="dxa" w:w="964"/>
             <w:shd w:val="clear" w:color="auto" w:fill="e3f0f1"/>
           </w:tcPr>
           <w:p>
@@ -1345,7 +1474,7 @@
         </w:tc>
         <w:tc>
           <w:tcPr>
-            <w:tcW w:type="dxa" w:w="1134"/>
+            <w:tcW w:type="dxa" w:w="964"/>
             <w:shd w:val="clear" w:color="auto" w:fill="e3f0f1"/>
           </w:tcPr>
           <w:p>
@@ -1364,7 +1493,7 @@
         </w:tc>
         <w:tc>
           <w:tcPr>
-            <w:tcW w:type="dxa" w:w="1474"/>
+            <w:tcW w:type="dxa" w:w="1304"/>
             <w:shd w:val="clear" w:color="auto" w:fill="e3f0f1"/>
           </w:tcPr>
           <w:p>
@@ -1383,7 +1512,7 @@
         </w:tc>
         <w:tc>
           <w:tcPr>
-            <w:tcW w:type="dxa" w:w="1531"/>
+            <w:tcW w:type="dxa" w:w="1361"/>
             <w:shd w:val="clear" w:color="auto" w:fill="e3f0f1"/>
           </w:tcPr>
           <w:p>
@@ -1402,7 +1531,7 @@
         </w:tc>
         <w:tc>
           <w:tcPr>
-            <w:tcW w:type="dxa" w:w="1247"/>
+            <w:tcW w:type="dxa" w:w="1077"/>
             <w:shd w:val="clear" w:color="auto" w:fill="e3f0f1"/>
           </w:tcPr>
           <w:p>
@@ -1421,7 +1550,7 @@
         </w:tc>
         <w:tc>
           <w:tcPr>
-            <w:tcW w:type="dxa" w:w="1247"/>
+            <w:tcW w:type="dxa" w:w="1077"/>
             <w:shd w:val="clear" w:color="auto" w:fill="e3f0f1"/>
           </w:tcPr>
           <w:p>
@@ -1440,7 +1569,7 @@
         </w:tc>
         <w:tc>
           <w:tcPr>
-            <w:tcW w:type="dxa" w:w="1361"/>
+            <w:tcW w:type="dxa" w:w="1191"/>
             <w:shd w:val="clear" w:color="auto" w:fill="e3f0f1"/>
           </w:tcPr>
           <w:p>
@@ -1459,7 +1588,7 @@
         </w:tc>
         <w:tc>
           <w:tcPr>
-            <w:tcW w:type="dxa" w:w="1474"/>
+            <w:tcW w:type="dxa" w:w="1587"/>
             <w:shd w:val="clear" w:color="auto" w:fill="e3f0f1"/>
           </w:tcPr>
           <w:p>
@@ -1472,13 +1601,13 @@
                 <w:b/>
                 <w:sz w:val="17"/>
               </w:rPr>
-              <w:t>24</w:t>
+              <w:t>24 (20–28)</w:t>
             </w:r>
           </w:p>
         </w:tc>
         <w:tc>
           <w:tcPr>
-            <w:tcW w:type="dxa" w:w="1928"/>
+            <w:tcW w:type="dxa" w:w="1587"/>
             <w:shd w:val="clear" w:color="auto" w:fill="e3f0f1"/>
           </w:tcPr>
           <w:p>
@@ -1491,7 +1620,26 @@
                 <w:b/>
                 <w:sz w:val="17"/>
               </w:rPr>
-              <w:t>2.0 (179/8,911)</w:t>
+              <w:t>2.0 (1.4–2.8)</w:t>
+            </w:r>
+          </w:p>
+        </w:tc>
+        <w:tc>
+          <w:tcPr>
+            <w:tcW w:type="dxa" w:w="1247"/>
+            <w:shd w:val="clear" w:color="auto" w:fill="e3f0f1"/>
+          </w:tcPr>
+          <w:p>
+            <w:pPr>
+              <w:jc w:val="right"/>
+            </w:pPr>
+            <w:r/>
+            <w:r>
+              <w:rPr>
+                <w:b/>
+                <w:sz w:val="17"/>
+              </w:rPr>
+              <w:t>179/8,911</w:t>
             </w:r>
           </w:p>
         </w:tc>
@@ -1503,7 +1651,7 @@
           <w:i/>
           <w:sz w:val="15"/>
         </w:rPr>
-        <w:t>*Province of the source case. National totals include 36 source persons with Kasai (Bulape) alert-ID prefixes, 109 with unlocatable IDs, 2 in Tshuapa. Follow-up: contacts whose first follow-up was on or before 18 Sep 2026 (21 days before the data cut), with a result recorded to day 21 of follow-up (secondary cases: to detection). SAR: contacts of confirmed/probable source cases in that group; secondary case = confirmed/probable in the linelist or CT 'case confirmed'/'case validated'. Bold: highest SAR among provinces with ≥100 eligible contacts.</w:t>
+        <w:t>*Province of the source case. National totals include 36 source persons with Kasai (Bulape) alert-ID prefixes, 109 with unlocatable IDs, 2 in Tshuapa. Follow-up: contacts whose first follow-up was on or before 18 Sep 2026 (21 days before the data cut), with a result recorded to day 21 of follow-up (secondary cases: to detection). SAR: contacts of confirmed/probable source cases in that group; secondary case = confirmed/probable in the linelist or CT 'case confirmed'/'case validated'. 95% CIs: bootstrap resampling source cases (2,000 replicates); Wilson CIs are in tables/province_table.csv. Groups with no secondary cases have a bootstrap CI of 0–0. Bold: highest SAR among provinces with ≥100 eligible contacts.</w:t>
       </w:r>
     </w:p>
     <w:sectPr>
